--- a/docs/publications/aan-training-program/AAN_Book_15_Module.docx
+++ b/docs/publications/aan-training-program/AAN_Book_15_Module.docx
@@ -10,7 +10,7 @@
         <w:rPr>
           <w:color w:val="0D1B2E"/>
         </w:rPr>
-        <w:t>Book 15 — Cybersecurity Training &amp; Awareness</w:t>
+        <w:t>Book 15 — Supply Chain Risk Management</w:t>
       </w:r>
     </w:p>
     <w:p>
@@ -20,7 +20,7 @@
           <w:color w:val="5A5A5A"/>
           <w:sz w:val="24"/>
         </w:rPr>
-        <w:t>AAN module: the AT family as machine-readable evidence — the last KSI closes on a human participation record</w:t>
+        <w:t>AAN module: the SBOM / VDR / VEX pipeline for the BOD 26-04 gate</w:t>
       </w:r>
     </w:p>
     <w:p>
@@ -47,7 +47,7 @@
         <w:rPr>
           <w:sz w:val="22"/>
         </w:rPr>
-        <w:t xml:space="preserve"> Book_15 Cybersecurity Training Awareness &lt;https://github.com/WhalerMike/uiao/blob/main/inbox/Application%20Aware%20Networking/Book_15_Federal_Application_Aware_Networking_Cybersecurity_Training_Awareness.qmd&gt; · </w:t>
+        <w:t xml:space="preserve"> Book_15 Supply Chain Risk Management &lt;https://github.com/WhalerMike/uiao/blob/main/inbox/Application%20Aware%20Networking/Book_15_FedAAN_Supply_Chain_Risk_Management.qmd&gt; · </w:t>
       </w:r>
       <w:r>
         <w:rPr>
@@ -60,7 +60,7 @@
         <w:rPr>
           <w:sz w:val="22"/>
         </w:rPr>
-        <w:t xml:space="preserve"> 8 — training (KSI-CED, AT-2 / AT-3 / AT-4) · </w:t>
+        <w:t xml:space="preserve"> 6 — security (KSI-CMT, CM-2 / AC-4) · </w:t>
       </w:r>
       <w:r>
         <w:rPr>
@@ -73,7 +73,7 @@
         <w:rPr>
           <w:sz w:val="22"/>
         </w:rPr>
-        <w:t xml:space="preserve"> A8, B7</w:t>
+        <w:t xml:space="preserve"> A6, B7</w:t>
       </w:r>
     </w:p>
     <w:p>
@@ -95,20 +95,33 @@
         <w:rPr>
           <w:sz w:val="22"/>
         </w:rPr>
-        <w:t xml:space="preserve">A four-dimension cybersecurity training program (general awareness, role-based, secure delivery, IR/DR) for a GCC Moderate boundary, with machine-readable completion evidence exported to the governance substrate. Thesis: </w:t>
+        <w:t xml:space="preserve">The technical architecture, CI/CD pipeline, and governance process for CISA BOD 26-04's </w:t>
       </w:r>
       <w:r>
         <w:rPr>
           <w:b/>
           <w:sz w:val="22"/>
         </w:rPr>
-        <w:t>training is the one KSI that cannot be closed by architecture alone</w:t>
+        <w:t>December 7, 2026</w:t>
       </w:r>
       <w:r>
         <w:rPr>
           <w:sz w:val="22"/>
         </w:rPr>
-        <w:t xml:space="preserve"> — it requires a human participation record, made continuously demonstrable via LMS export, to activate KSI-CED-RAT and complete all 29 CR26 KSIs.</w:t>
+        <w:t xml:space="preserve"> SBOM/VDR/VER deadline under FedRAMP 20x. Thesis: a single automated </w:t>
+      </w:r>
+      <w:r>
+        <w:rPr>
+          <w:b/>
+          <w:sz w:val="22"/>
+        </w:rPr>
+        <w:t>Syft → Grype → OpenVEX</w:t>
+      </w:r>
+      <w:r>
+        <w:rPr>
+          <w:sz w:val="22"/>
+        </w:rPr>
+        <w:t xml:space="preserve"> pipeline can simultaneously satisfy BOD 26-04's three tiers, close eight NIST SR-family controls, and provide the VER evidence contract that upgrades KSI-011–014 from scaffold to evaluable.</w:t>
       </w:r>
     </w:p>
     <w:p>
@@ -130,7 +143,7 @@
         <w:rPr>
           <w:sz w:val="22"/>
         </w:rPr>
-        <w:t>Describe the four training dimensions KSI-CED-RAT evaluates and map each to its NIST control and evidence type.</w:t>
+        <w:t>Explain BOD 26-04's three compliance tiers (SBOM, VDR, VEX) and their shared deadline.</w:t>
       </w:r>
     </w:p>
     <w:p>
@@ -141,7 +154,7 @@
         <w:rPr>
           <w:sz w:val="22"/>
         </w:rPr>
-        <w:t>Design an AT-2 general awareness program (8 required modules) and select a GCC Moderate delivery platform.</w:t>
+        <w:t>Build a GitHub Actions workflow that generates a CycloneDX 1.6 SBOM with Syft and a VDR with Grype on every push and release.</w:t>
       </w:r>
     </w:p>
     <w:p>
@@ -152,7 +165,7 @@
         <w:rPr>
           <w:sz w:val="22"/>
         </w:rPr>
-        <w:t>Build an AT-3 role-based training matrix across the six role tiers with frequencies and hour targets.</w:t>
+        <w:t>Verify an SBOM against the NTIA minimum elements using CycloneDX fields (supplier, name, version, PURL, dependencies, author, timestamp).</w:t>
       </w:r>
     </w:p>
     <w:p>
@@ -163,7 +176,7 @@
         <w:rPr>
           <w:sz w:val="22"/>
         </w:rPr>
-        <w:t>Configure quarterly phishing simulation (AT-2(1)) with click-rate tracking and remedial-training triggers.</w:t>
+        <w:t>Author an OpenVEX statement with correct status, justification, impact statement, and action statement for a given CVE and deployment context.</w:t>
       </w:r>
     </w:p>
     <w:p>
@@ -174,20 +187,7 @@
         <w:rPr>
           <w:sz w:val="22"/>
         </w:rPr>
-        <w:t xml:space="preserve">Produce the </w:t>
-      </w:r>
-      <w:r>
-        <w:rPr>
-          <w:rFonts w:ascii="Consolas" w:hAnsi="Consolas"/>
-          <w:sz w:val="22"/>
-        </w:rPr>
-        <w:t>training-effectiveness-record</w:t>
-      </w:r>
-      <w:r>
-        <w:rPr>
-          <w:sz w:val="22"/>
-        </w:rPr>
-        <w:t xml:space="preserve"> JSON and automate its monthly Viva Learning Graph API export.</w:t>
+        <w:t>Implement KEV-catalog triage that escalates matching CVEs to P0 with the 14-day BOD 22-01 SLA.</w:t>
       </w:r>
     </w:p>
     <w:p>
@@ -198,7 +198,7 @@
         <w:rPr>
           <w:sz w:val="22"/>
         </w:rPr>
-        <w:t>Plan the CP-3 quarterly tabletop calendar and IR-2 drill cadence, including after-action reports.</w:t>
+        <w:t>Map pipeline artifacts to SR-1 through SR-11 evidence and to KSI-011–014.</w:t>
       </w:r>
     </w:p>
     <w:p>
@@ -209,7 +209,7 @@
         <w:rPr>
           <w:sz w:val="22"/>
         </w:rPr>
-        <w:t>State the PASS thresholds that flipped KSI-022 from scaffold to active.</w:t>
+        <w:t>Describe the SLSA Level 1→3 progression and what is implemented at each level.</w:t>
       </w:r>
     </w:p>
     <w:p>
@@ -231,7 +231,7 @@
         <w:rPr>
           <w:sz w:val="22"/>
         </w:rPr>
-        <w:t>The KSI-CED-RAT four-dimension model ("persistently reviews" training).</w:t>
+        <w:t>Six-stage pipeline: source → Syft → Grype → VEX → immutable archive → CISA VEX Portal / Sentinel.</w:t>
       </w:r>
     </w:p>
     <w:p>
@@ -242,25 +242,7 @@
         <w:rPr>
           <w:sz w:val="22"/>
         </w:rPr>
-        <w:t>Six-tier AT-3 role matrix: sysadmins, privileged users, developers, IR responders, data stewards, executives.</w:t>
-      </w:r>
-    </w:p>
-    <w:p>
-      <w:pPr>
-        <w:pStyle w:val="ListBullet"/>
-      </w:pPr>
-      <w:r>
-        <w:rPr>
-          <w:rFonts w:ascii="Consolas" w:hAnsi="Consolas"/>
-          <w:sz w:val="22"/>
-        </w:rPr>
-        <w:t>governance.training-effectiveness-record</w:t>
-      </w:r>
-      <w:r>
-        <w:rPr>
-          <w:sz w:val="22"/>
-        </w:rPr>
-        <w:t xml:space="preserve"> JSON schema — the KSI-022 evidence contract.</w:t>
+        <w:t>CycloneDX 1.6 XML as the CISA-preferred format; OpenVEX v0.2.0 JSON.</w:t>
       </w:r>
     </w:p>
     <w:p>
@@ -271,33 +253,7 @@
         <w:rPr>
           <w:sz w:val="22"/>
         </w:rPr>
-        <w:t>Viva Learning Graph API export (</w:t>
-      </w:r>
-      <w:r>
-        <w:rPr>
-          <w:rFonts w:ascii="Consolas" w:hAnsi="Consolas"/>
-          <w:sz w:val="22"/>
-        </w:rPr>
-        <w:t>learningCourseActivities</w:t>
-      </w:r>
-      <w:r>
-        <w:rPr>
-          <w:sz w:val="22"/>
-        </w:rPr>
-        <w:t xml:space="preserve">, </w:t>
-      </w:r>
-      <w:r>
-        <w:rPr>
-          <w:rFonts w:ascii="Consolas" w:hAnsi="Consolas"/>
-          <w:sz w:val="22"/>
-        </w:rPr>
-        <w:t>LearningAssignmentReport.Read.All</w:t>
-      </w:r>
-      <w:r>
-        <w:rPr>
-          <w:sz w:val="22"/>
-        </w:rPr>
-        <w:t>).</w:t>
+        <w:t>Four VEX status values (not_affected / affected / fixed / under_investigation; 7-day analysis window).</w:t>
       </w:r>
     </w:p>
     <w:p>
@@ -308,7 +264,7 @@
         <w:rPr>
           <w:sz w:val="22"/>
         </w:rPr>
-        <w:t>Delivery-platform trade-space: Viva Learning, DoD Cyber Awareness Challenge, CISA materials, KnowBe4/Proofpoint, SANS.</w:t>
+        <w:t>Vendor disclosure matrix as SR-6 evidence.</w:t>
       </w:r>
     </w:p>
     <w:p>
@@ -319,7 +275,7 @@
         <w:rPr>
           <w:sz w:val="22"/>
         </w:rPr>
-        <w:t>IR scenario library (five minimum GCC Moderate scenarios); CP-3 Q1–Q4 tabletop calendar.</w:t>
+        <w:t>SLSA Level 2 target with Cosign/sigstore signing and GPG-signed manifests.</w:t>
       </w:r>
     </w:p>
     <w:p>
@@ -330,7 +286,7 @@
         <w:rPr>
           <w:sz w:val="22"/>
         </w:rPr>
-        <w:t>≥95% completion thresholds per dimension/tier for PASS.</w:t>
+        <w:t>Azure Blob immutable-tier storage, 7-year NARA retention; Sentinel KQL rule for KEV-overdue breaches.</w:t>
       </w:r>
     </w:p>
     <w:p>
@@ -352,7 +308,7 @@
         <w:rPr>
           <w:sz w:val="22"/>
         </w:rPr>
-        <w:t>Phase 1 (weeks 1–4): designate owner, select LMS, assign role tiers, configure the Graph API export, enroll all staff.</w:t>
+        <w:t>Immediate (July 2026): install Syft/Grype in CI; generate initial SBOMs; register with vendor disclosure portals (MSRC, PSIRT, Infoblox).</w:t>
       </w:r>
     </w:p>
     <w:p>
@@ -363,7 +319,7 @@
         <w:rPr>
           <w:sz w:val="22"/>
         </w:rPr>
-        <w:t>Phase 2 (weeks 5–12): launch the AT-2 campaign; launch Tier 1/Tier 3 tracks; run the first phishing simulation and the SBOM/Grype developer lab; schedule the IR drill.</w:t>
+        <w:t>Phase 1 (Aug–Sep 2026): author initial VEX for critical/high CVEs; test CISA VEX Portal submission; require supplier SBOMs in acquisition policy.</w:t>
       </w:r>
     </w:p>
     <w:p>
@@ -374,7 +330,7 @@
         <w:rPr>
           <w:sz w:val="22"/>
         </w:rPr>
-        <w:t>Phase 3 (weeks 13–16): deploy the monthly export Logic App; map to the JSON schema; ingest; validate KSI-022 PASS; archive the first after-action report.</w:t>
+        <w:t>Phase 2 (Oct 2026): achieve SLSA Level 2 on release workflows.</w:t>
       </w:r>
     </w:p>
     <w:p>
@@ -385,7 +341,18 @@
         <w:rPr>
           <w:sz w:val="22"/>
         </w:rPr>
-        <w:t>Phase 4 (ongoing): monthly exports, quarterly phishing campaigns, semi-annual IR drills, annual tabletop calendar and content refresh, quarterly ISSO dashboard review.</w:t>
+        <w:t>Phase 3 (Nov 2026): complete the VEX quarterly review cycle.</w:t>
+      </w:r>
+    </w:p>
+    <w:p>
+      <w:pPr>
+        <w:pStyle w:val="ListNumber"/>
+      </w:pPr>
+      <w:r>
+        <w:rPr>
+          <w:sz w:val="22"/>
+        </w:rPr>
+        <w:t>Phase 4 (Dec 7, 2026): final BOD 26-04 VDR/VER submission.</w:t>
       </w:r>
     </w:p>
     <w:p>
@@ -407,7 +374,7 @@
         <w:rPr>
           <w:sz w:val="22"/>
         </w:rPr>
-        <w:t>Closes 9 controls: AT-2, AT-2(1), AT-2(2), AT-3, AT-3(3), AT-3(5), AT-4, CP-3, IR-2; SA-16 for secure delivery. FedRAMP 20x: KSI-CED-RAT (KSI-022, "Reviewing All Training") — the final scaffold KSI, taking CR26 coverage to 29/29. NIST SP 800-50, SP 800-16; EO 14028; EO 13587; OMB M-22-09.</w:t>
+        <w:t>SR-1, SR-2, SR-3, SR-5, SR-6, SR-8, SR-10, SR-11 (8 controls); CM-3, AU-6, CM-2, SA-10, CA-7, SA-11 via KSI mappings. FedRAMP 20x: KSI-SCR, KSI-CMT-VTD, KSI-011–014, KSI-MLA. EO 14028, NIST SP 800-161r1, BOD 26-04, BOD 22-01.</w:t>
       </w:r>
     </w:p>
     <w:p>
@@ -429,7 +396,7 @@
         <w:rPr>
           <w:sz w:val="22"/>
         </w:rPr>
-        <w:t>Book 10 (Sentinel playbooks for IR-2), Book 11 (CP-2 plan and DR runbooks for CP-3), Book 12 (Syft/Grype/VEX pipeline for developer training), Book 13 (PM-14 plan, RACI), Book 14 (PT family for AT-3(5) PII training); the Tier 1 curriculum spans Books 01–08.</w:t>
+        <w:t>Book 11 (Defender VM + KEV chain) and Book 13 (Sentinel ingestion, KQL). GitHub Actions CI/CD and Azure storage familiarity.</w:t>
       </w:r>
     </w:p>
     <w:p>
@@ -451,7 +418,20 @@
         <w:rPr>
           <w:sz w:val="22"/>
         </w:rPr>
-        <w:t>Generate a CycloneDX SBOM with Syft, triage a Grype scan, and write VEX assertions — the book's own Tier 3 developer lab.</w:t>
+        <w:t xml:space="preserve">Build the </w:t>
+      </w:r>
+      <w:r>
+        <w:rPr>
+          <w:rFonts w:ascii="Consolas" w:hAnsi="Consolas"/>
+          <w:sz w:val="22"/>
+        </w:rPr>
+        <w:t>sbom.yml</w:t>
+      </w:r>
+      <w:r>
+        <w:rPr>
+          <w:sz w:val="22"/>
+        </w:rPr>
+        <w:t xml:space="preserve"> workflow on a sample repo; validate Syft output against the NTIA element table.</w:t>
       </w:r>
     </w:p>
     <w:p>
@@ -462,20 +442,7 @@
         <w:rPr>
           <w:sz w:val="22"/>
         </w:rPr>
-        <w:t xml:space="preserve">Build the Graph API PowerShell export and transform the output into the </w:t>
-      </w:r>
-      <w:r>
-        <w:rPr>
-          <w:rFonts w:ascii="Consolas" w:hAnsi="Consolas"/>
-          <w:sz w:val="22"/>
-        </w:rPr>
-        <w:t>training-effectiveness-record</w:t>
-      </w:r>
-      <w:r>
-        <w:rPr>
-          <w:sz w:val="22"/>
-        </w:rPr>
-        <w:t xml:space="preserve"> schema; validate the PASS logic.</w:t>
+        <w:t>Run KEV triage against a Grype VDR containing a seeded KEV CVE and produce the escalation record.</w:t>
       </w:r>
     </w:p>
     <w:p>
@@ -486,7 +453,33 @@
         <w:rPr>
           <w:sz w:val="22"/>
         </w:rPr>
-        <w:t>Run a phishing → credential theft → lateral movement tabletop from the IR scenario library, with an after-action write-up.</w:t>
+        <w:t xml:space="preserve">Author and GPG-sign an OpenVEX document asserting </w:t>
+      </w:r>
+      <w:r>
+        <w:rPr>
+          <w:rFonts w:ascii="Consolas" w:hAnsi="Consolas"/>
+          <w:sz w:val="22"/>
+        </w:rPr>
+        <w:t>not_affected</w:t>
+      </w:r>
+      <w:r>
+        <w:rPr>
+          <w:sz w:val="22"/>
+        </w:rPr>
+        <w:t xml:space="preserve"> with a </w:t>
+      </w:r>
+      <w:r>
+        <w:rPr>
+          <w:rFonts w:ascii="Consolas" w:hAnsi="Consolas"/>
+          <w:sz w:val="22"/>
+        </w:rPr>
+        <w:t>protected_by_mitigating_control</w:t>
+      </w:r>
+      <w:r>
+        <w:rPr>
+          <w:sz w:val="22"/>
+        </w:rPr>
+        <w:t xml:space="preserve"> justification.</w:t>
       </w:r>
     </w:p>
     <w:p>
@@ -508,7 +501,25 @@
         <w:rPr>
           <w:sz w:val="22"/>
         </w:rPr>
-        <w:t>A one-time training event satisfies nothing — KSI-CED-RAT demands persistent, machine-readable review.</w:t>
+        <w:t>VEX assertions require human judgment — automated reachability tools cannot assert deployment-context exploitability.</w:t>
+      </w:r>
+    </w:p>
+    <w:p>
+      <w:pPr>
+        <w:pStyle w:val="ListBullet"/>
+      </w:pPr>
+      <w:r>
+        <w:rPr>
+          <w:rFonts w:ascii="Consolas" w:hAnsi="Consolas"/>
+          <w:sz w:val="22"/>
+        </w:rPr>
+        <w:t>under_investigation</w:t>
+      </w:r>
+      <w:r>
+        <w:rPr>
+          <w:sz w:val="22"/>
+        </w:rPr>
+        <w:t xml:space="preserve"> has a hard 7-day window; don't let it become a parking state.</w:t>
       </w:r>
     </w:p>
     <w:p>
@@ -519,7 +530,7 @@
         <w:rPr>
           <w:sz w:val="22"/>
         </w:rPr>
-        <w:t>Aggregate-only phishing statistics fail AT-4; results must tie to user identity.</w:t>
+        <w:t>KEV-listed CVEs left unresolved past 14 days breach BOD 22-01 (the KQL rule exists to catch this).</w:t>
       </w:r>
     </w:p>
     <w:p>
@@ -530,18 +541,7 @@
         <w:rPr>
           <w:sz w:val="22"/>
         </w:rPr>
-        <w:t>Lecture-based developer training is ineffective — the pipeline gets treated as a compliance hurdle instead of a partner.</w:t>
-      </w:r>
-    </w:p>
-    <w:p>
-      <w:pPr>
-        <w:pStyle w:val="ListBullet"/>
-      </w:pPr>
-      <w:r>
-        <w:rPr>
-          <w:sz w:val="22"/>
-        </w:rPr>
-        <w:t>Data stewards who don't understand DLP policy intent will attempt workarounds.</w:t>
+        <w:t>SLSA Level 2 is only the initial target; Level 3 (branch protection + required reviewers) is needed before the authorization deadline.</w:t>
       </w:r>
     </w:p>
     <w:p>
@@ -563,7 +563,7 @@
         <w:rPr>
           <w:sz w:val="22"/>
         </w:rPr>
-        <w:t>SANS (awareness program design), CISA Learning, NIST NICE framework.</w:t>
+        <w:t>Linux Foundation LFEL1007, OpenSSF free courses, FedRAMP PMO materials.</w:t>
       </w:r>
     </w:p>
     <w:p>
@@ -594,7 +594,7 @@
         <w:rPr>
           <w:sz w:val="22"/>
         </w:rPr>
-        <w:t xml:space="preserve"> Book 16 — Authorization Package &amp; ConMon</w:t>
+        <w:t xml:space="preserve"> Book 16 — Program Management &amp; Governance</w:t>
       </w:r>
     </w:p>
     <w:sectPr>
